--- a/taskmanager/media/documents/ProtokolIvan.docx
+++ b/taskmanager/media/documents/ProtokolIvan.docx
@@ -5,6 +5,7 @@
     <w:p>
       <w:pPr>
         <w:jc w:val="center"/>
+        <w:ind w:firstLine="0"/>
       </w:pPr>
       <w:r>
         <w:rPr>
@@ -17,6 +18,7 @@
     <w:p>
       <w:pPr>
         <w:jc w:val="center"/>
+        <w:ind w:firstLine="0"/>
       </w:pPr>
       <w:r>
         <w:rPr>
@@ -24,6 +26,13 @@
           <w:sz w:val="28"/>
         </w:rPr>
         <w:t xml:space="preserve">Протокол судебного заседания</w:t>
+      </w:r>
+      <w:r>
+        <w:rPr>
+          <w:rFonts w:ascii="&quot;Times New Roman&quot;" w:hAnsi="&quot;Times New Roman&quot;" w:cs="&quot;Times New Roman&quot;"/>
+          <w:sz w:val="28"/>
+        </w:rPr>
+        <w:t xml:space="preserve">Протокол обеспечения ВКС </w:t>
       </w:r>
     </w:p>
     <w:p>
@@ -60,6 +69,8 @@
     <w:p>
       <w:pPr>
         <w:jc w:val="both"/>
+        <w:spacing w:line="360" w:lineRule="auto"/>
+        <w:ind w:firstLine="708"/>
       </w:pPr>
       <w:r>
         <w:rPr>
@@ -87,14 +98,7 @@
           <w:rFonts w:ascii="&quot;Times New Roman&quot;" w:hAnsi="&quot;Times New Roman&quot;" w:cs="&quot;Times New Roman&quot;"/>
           <w:sz w:val="28"/>
         </w:rPr>
-        <w:t xml:space="preserve"> при ведении протокола судебного заседания </w:t>
-      </w:r>
-      <w:r>
-        <w:rPr>
-          <w:rFonts w:ascii="&quot;Times New Roman&quot;" w:hAnsi="&quot;Times New Roman&quot;" w:cs="&quot;Times New Roman&quot;"/>
-          <w:sz w:val="28"/>
-        </w:rPr>
-        <w:t xml:space="preserve">помощником судьи </w:t>
+        <w:t xml:space="preserve"> помощником судьи </w:t>
       </w:r>
       <w:r>
         <w:rPr>
@@ -109,6 +113,13 @@
           <w:sz w:val="28"/>
         </w:rPr>
         <w:t xml:space="preserve">Трофимовой О.А.</w:t>
+      </w:r>
+      <w:r>
+        <w:rPr>
+          <w:rFonts w:ascii="&quot;Times New Roman&quot;" w:hAnsi="&quot;Times New Roman&quot;" w:cs="&quot;Times New Roman&quot;"/>
+          <w:sz w:val="28"/>
+        </w:rPr>
+        <w:t xml:space="preserve"> при ведении протокола судебного заседания </w:t>
       </w:r>
       <w:r>
         <w:rPr>
@@ -136,12 +147,37 @@
           <w:rFonts w:ascii="&quot;Times New Roman&quot;" w:hAnsi="&quot;Times New Roman&quot;" w:cs="&quot;Times New Roman&quot;"/>
           <w:sz w:val="28"/>
         </w:rPr>
-        <w:t xml:space="preserve">Решение Арбитражного</w:t>
+        <w:t xml:space="preserve">решение </w:t>
+      </w:r>
+      <w:r>
+        <w:rPr>
+          <w:rFonts w:ascii="&quot;Times New Roman&quot;" w:hAnsi="&quot;Times New Roman&quot;" w:cs="&quot;Times New Roman&quot;"/>
+          <w:sz w:val="28"/>
+        </w:rPr>
+        <w:t xml:space="preserve">определение </w:t>
+      </w:r>
+      <w:r>
+        <w:rPr>
+          <w:rFonts w:ascii="&quot;Times New Roman&quot;" w:hAnsi="&quot;Times New Roman&quot;" w:cs="&quot;Times New Roman&quot;"/>
+          <w:sz w:val="28"/>
+          <w:b/>
+          <w:i/>
+        </w:rPr>
+        <w:t xml:space="preserve">Арбитражного суда Иркутской области </w:t>
+      </w:r>
+      <w:r>
+        <w:rPr>
+          <w:rFonts w:ascii="&quot;Times New Roman&quot;" w:hAnsi="&quot;Times New Roman&quot;" w:cs="&quot;Times New Roman&quot;"/>
+          <w:sz w:val="28"/>
+        </w:rPr>
+        <w:t xml:space="preserve">Арбитражного суда Забайкальского края</w:t>
       </w:r>
     </w:p>
     <w:p>
       <w:pPr>
         <w:jc w:val="left"/>
+        <w:spacing w:line="360" w:lineRule="auto"/>
+        <w:ind w:firstLine="708"/>
       </w:pPr>
       <w:r>
         <w:rPr>
@@ -149,6 +185,20 @@
           <w:sz w:val="28"/>
         </w:rPr>
         <w:t xml:space="preserve">ор</w:t>
+      </w:r>
+      <w:r>
+        <w:rPr>
+          <w:rFonts w:ascii="&quot;Times New Roman&quot;" w:hAnsi="&quot;Times New Roman&quot;" w:cs="&quot;Times New Roman&quot;"/>
+          <w:sz w:val="28"/>
+        </w:rPr>
+        <w:t xml:space="preserve"> Какой-то текст</w:t>
+      </w:r>
+      <w:r>
+        <w:rPr>
+          <w:rFonts w:ascii="&quot;Times New Roman&quot;" w:hAnsi="&quot;Times New Roman&quot;" w:cs="&quot;Times New Roman&quot;"/>
+          <w:sz w:val="28"/>
+        </w:rPr>
+        <w:t xml:space="preserve"> Какой-то текст</w:t>
       </w:r>
     </w:p>
   </w:body>
